--- a/7. FORMULARIO_CARACTERIZACIÓN_FORMULACIÓN_PROBLEMAS.docx
+++ b/7. FORMULARIO_CARACTERIZACIÓN_FORMULACIÓN_PROBLEMAS.docx
@@ -1462,18 +1462,8 @@
           <w:b/>
           <w:bCs/>
         </w:rPr>
-        <w:t xml:space="preserve">Variables </w:t>
+        <w:t>Variables clave identificadas</w:t>
       </w:r>
-      <w:proofErr w:type="gramStart"/>
-      <w:r>
-        <w:rPr>
-          <w:rFonts w:ascii="Liberation Sans" w:eastAsia="Liberation Sans" w:hAnsi="Liberation Sans" w:cs="Liberation Sans"/>
-          <w:b/>
-          <w:bCs/>
-        </w:rPr>
-        <w:t>clave identificadas</w:t>
-      </w:r>
-      <w:proofErr w:type="gramEnd"/>
       <w:r>
         <w:rPr>
           <w:rFonts w:ascii="Liberation Sans" w:eastAsia="Liberation Sans" w:hAnsi="Liberation Sans" w:cs="Liberation Sans"/>
@@ -1564,15 +1554,7 @@
               <w:b/>
               <w:bCs/>
             </w:rPr>
-            <w:t xml:space="preserve"> desde el </w:t>
-          </w:r>
-          <w:r>
-            <w:rPr>
-              <w:rFonts w:ascii="Liberation Sans" w:eastAsia="Liberation Sans" w:hAnsi="Liberation Sans" w:cs="Liberation Sans"/>
-              <w:b/>
-              <w:bCs/>
-            </w:rPr>
-            <w:t>domicilio del estudiante hasta la universidad.</w:t>
+            <w:t xml:space="preserve"> desde el domicilio del estudiante hasta la universidad.</w:t>
           </w:r>
           <w:r>
             <w:rPr>
@@ -2086,7 +2068,7 @@
           </w:rPr>
           <w:id w:val="-1620455706"/>
           <w14:checkbox>
-            <w14:checked w14:val="0"/>
+            <w14:checked w14:val="1"/>
             <w14:checkedState w14:val="2612" w14:font="MS Gothic"/>
             <w14:uncheckedState w14:val="2610" w14:font="MS Gothic"/>
           </w14:checkbox>
@@ -2096,7 +2078,7 @@
             <w:rPr>
               <w:rFonts w:ascii="MS Gothic" w:eastAsia="MS Gothic" w:hAnsi="MS Gothic" w:cs="Liberation Sans" w:hint="eastAsia"/>
             </w:rPr>
-            <w:t>☐</w:t>
+            <w:t>☒</w:t>
           </w:r>
         </w:sdtContent>
       </w:sdt>
@@ -2121,7 +2103,7 @@
           </w:rPr>
           <w:id w:val="693813301"/>
           <w14:checkbox>
-            <w14:checked w14:val="1"/>
+            <w14:checked w14:val="0"/>
             <w14:checkedState w14:val="2612" w14:font="MS Gothic"/>
             <w14:uncheckedState w14:val="2610" w14:font="MS Gothic"/>
           </w14:checkbox>
@@ -2131,7 +2113,7 @@
             <w:rPr>
               <w:rFonts w:ascii="MS Gothic" w:eastAsia="MS Gothic" w:hAnsi="MS Gothic" w:cs="Liberation Sans" w:hint="eastAsia"/>
             </w:rPr>
-            <w:t>☒</w:t>
+            <w:t>☐</w:t>
           </w:r>
         </w:sdtContent>
       </w:sdt>
@@ -2190,8 +2172,12 @@
         <w:placeholder>
           <w:docPart w:val="3A394460C07C421E8AA8A6D0AA903764"/>
         </w:placeholder>
-        <w:showingPlcHdr/>
       </w:sdtPr>
+      <w:sdtEndPr>
+        <w:rPr>
+          <w:rFonts w:ascii="Calibri" w:eastAsia="Calibri" w:hAnsi="Calibri" w:cs="Calibri"/>
+        </w:rPr>
+      </w:sdtEndPr>
       <w:sdtContent>
         <w:p>
           <w:pPr>
@@ -2204,14 +2190,35 @@
             <w:rPr>
               <w:rFonts w:ascii="Liberation Sans" w:eastAsia="Liberation Sans" w:hAnsi="Liberation Sans" w:cs="Liberation Sans"/>
             </w:rPr>
-            <w:t>En caso afirmativo, describa brevemente cómo se incorporan estos enfoques en el análisis</w:t>
-          </w:r>
-          <w:r>
-            <w:rPr>
-              <w:rStyle w:val="Textodelmarcadordeposicin"/>
-              <w:lang w:eastAsia="es-CO"/>
-            </w:rPr>
-            <w:t>.</w:t>
+            <w:t>Se incorpora avance y abandono académico por UPL.</w:t>
+          </w:r>
+        </w:p>
+        <w:p>
+          <w:pPr>
+            <w:ind w:left="708"/>
+            <w:rPr>
+              <w:rFonts w:ascii="Liberation Sans" w:eastAsia="Liberation Sans" w:hAnsi="Liberation Sans" w:cs="Liberation Sans"/>
+            </w:rPr>
+          </w:pPr>
+          <w:r>
+            <w:rPr>
+              <w:rFonts w:ascii="Liberation Sans" w:eastAsia="Liberation Sans" w:hAnsi="Liberation Sans" w:cs="Liberation Sans"/>
+            </w:rPr>
+            <w:t xml:space="preserve">Se compara la población dentro y fuera del SISBEN para determinar la intensidad del efecto del acceso territorial sobre el desempeño </w:t>
+          </w:r>
+          <w:proofErr w:type="spellStart"/>
+          <w:r>
+            <w:rPr>
+              <w:rFonts w:ascii="Liberation Sans" w:eastAsia="Liberation Sans" w:hAnsi="Liberation Sans" w:cs="Liberation Sans"/>
+            </w:rPr>
+            <w:t>académcio</w:t>
+          </w:r>
+          <w:proofErr w:type="spellEnd"/>
+          <w:r>
+            <w:rPr>
+              <w:rFonts w:ascii="Liberation Sans" w:eastAsia="Liberation Sans" w:hAnsi="Liberation Sans" w:cs="Liberation Sans"/>
+            </w:rPr>
+            <w:t xml:space="preserve">. </w:t>
           </w:r>
         </w:p>
       </w:sdtContent>
@@ -2806,7 +2813,7 @@
           </w:rPr>
           <w:id w:val="271986149"/>
           <w14:checkbox>
-            <w14:checked w14:val="0"/>
+            <w14:checked w14:val="1"/>
             <w14:checkedState w14:val="2612" w14:font="MS Gothic"/>
             <w14:uncheckedState w14:val="2610" w14:font="MS Gothic"/>
           </w14:checkbox>
@@ -2818,7 +2825,7 @@
               <w:b/>
               <w:bCs/>
             </w:rPr>
-            <w:t>☐</w:t>
+            <w:t>☒</w:t>
           </w:r>
         </w:sdtContent>
       </w:sdt>
@@ -2842,6 +2849,7 @@
           <w:b/>
           <w:bCs/>
         </w:rPr>
+        <w:lastRenderedPageBreak/>
         <w:t xml:space="preserve">Visualización de datos </w:t>
       </w:r>
       <w:sdt>
@@ -2936,7 +2944,6 @@
           <w:b/>
           <w:bCs/>
         </w:rPr>
-        <w:lastRenderedPageBreak/>
         <w:t>Análisis geoespacial</w:t>
       </w:r>
       <w:r>
@@ -3582,6 +3589,7 @@
           <w:sz w:val="20"/>
           <w:szCs w:val="20"/>
         </w:rPr>
+        <w:lastRenderedPageBreak/>
         <w:t xml:space="preserve">Sección </w:t>
       </w:r>
       <w:r>
@@ -7853,6 +7861,7 @@
   <w:style w:type="character" w:default="1" w:styleId="Fuentedeprrafopredeter">
     <w:name w:val="Default Paragraph Font"/>
     <w:uiPriority w:val="1"/>
+    <w:semiHidden/>
     <w:unhideWhenUsed/>
   </w:style>
   <w:style w:type="table" w:default="1" w:styleId="Tablanormal">
@@ -9811,9 +9820,11 @@
     <w:rsid w:val="000011C6"/>
     <w:rsid w:val="00017FC6"/>
     <w:rsid w:val="000D0051"/>
+    <w:rsid w:val="001C6C25"/>
     <w:rsid w:val="00512DF4"/>
     <w:rsid w:val="005805C8"/>
     <w:rsid w:val="005A0D10"/>
+    <w:rsid w:val="006F38E9"/>
     <w:rsid w:val="008A3700"/>
     <w:rsid w:val="008B30CA"/>
     <w:rsid w:val="00935E08"/>
@@ -11530,6 +11541,10 @@
 </file>
 
 <file path=customXml/item1.xml><?xml version="1.0" encoding="utf-8"?>
+<b:Sources xmlns:b="http://schemas.openxmlformats.org/officeDocument/2006/bibliography" xmlns="http://schemas.openxmlformats.org/officeDocument/2006/bibliography" SelectedStyle="\APASixthEditionOfficeOnline.xsl" StyleName="APA" Version="6"/>
+</file>
+
+<file path=customXml/item2.xml><?xml version="1.0" encoding="utf-8"?>
 <?mso-contentType ?>
 <FormTemplates xmlns="http://schemas.microsoft.com/sharepoint/v3/contenttype/forms">
   <Display>DocumentLibraryForm</Display>
@@ -11538,24 +11553,7 @@
 </FormTemplates>
 </file>
 
-<file path=customXml/item2.xml><?xml version="1.0" encoding="utf-8"?>
-<b:Sources xmlns:b="http://schemas.openxmlformats.org/officeDocument/2006/bibliography" xmlns="http://schemas.openxmlformats.org/officeDocument/2006/bibliography" SelectedStyle="\APASixthEditionOfficeOnline.xsl" StyleName="APA" Version="6"/>
-</file>
-
 <file path=customXml/item3.xml><?xml version="1.0" encoding="utf-8"?>
-<p:properties xmlns:p="http://schemas.microsoft.com/office/2006/metadata/properties" xmlns:xsi="http://www.w3.org/2001/XMLSchema-instance" xmlns:pc="http://schemas.microsoft.com/office/infopath/2007/PartnerControls">
-  <documentManagement>
-    <_ip_UnifiedCompliancePolicyUIAction xmlns="http://schemas.microsoft.com/sharepoint/v3" xsi:nil="true"/>
-    <TaxCatchAll xmlns="7755e09e-18d1-493a-950e-5a615bcdbc52" xsi:nil="true"/>
-    <_ip_UnifiedCompliancePolicyProperties xmlns="http://schemas.microsoft.com/sharepoint/v3" xsi:nil="true"/>
-    <lcf76f155ced4ddcb4097134ff3c332f xmlns="9c3aca8e-802d-4afe-8de2-403351c573ee">
-      <Terms xmlns="http://schemas.microsoft.com/office/infopath/2007/PartnerControls"/>
-    </lcf76f155ced4ddcb4097134ff3c332f>
-  </documentManagement>
-</p:properties>
-</file>
-
-<file path=customXml/item4.xml><?xml version="1.0" encoding="utf-8"?>
 <ct:contentTypeSchema xmlns:ct="http://schemas.microsoft.com/office/2006/metadata/contentType" xmlns:ma="http://schemas.microsoft.com/office/2006/metadata/properties/metaAttributes" ct:_="" ma:_="" ma:contentTypeName="Documento" ma:contentTypeID="0x010100E35D5CFF27142147BAF1F3476208DFD8" ma:contentTypeVersion="21" ma:contentTypeDescription="Crear nuevo documento." ma:contentTypeScope="" ma:versionID="bf36b99a6e9cb6c4c04e69905c56a055">
   <xsd:schema xmlns:xsd="http://www.w3.org/2001/XMLSchema" xmlns:xs="http://www.w3.org/2001/XMLSchema" xmlns:p="http://schemas.microsoft.com/office/2006/metadata/properties" xmlns:ns1="http://schemas.microsoft.com/sharepoint/v3" xmlns:ns2="9c3aca8e-802d-4afe-8de2-403351c573ee" xmlns:ns3="7755e09e-18d1-493a-950e-5a615bcdbc52" targetNamespace="http://schemas.microsoft.com/office/2006/metadata/properties" ma:root="true" ma:fieldsID="0aadd8d177eb5bb2c3d9d64c2b0f37ab" ns1:_="" ns2:_="" ns3:_="">
     <xsd:import namespace="http://schemas.microsoft.com/sharepoint/v3"/>
@@ -11833,7 +11831,28 @@
 </ct:contentTypeSchema>
 </file>
 
+<file path=customXml/item4.xml><?xml version="1.0" encoding="utf-8"?>
+<p:properties xmlns:p="http://schemas.microsoft.com/office/2006/metadata/properties" xmlns:xsi="http://www.w3.org/2001/XMLSchema-instance" xmlns:pc="http://schemas.microsoft.com/office/infopath/2007/PartnerControls">
+  <documentManagement>
+    <_ip_UnifiedCompliancePolicyUIAction xmlns="http://schemas.microsoft.com/sharepoint/v3" xsi:nil="true"/>
+    <TaxCatchAll xmlns="7755e09e-18d1-493a-950e-5a615bcdbc52" xsi:nil="true"/>
+    <_ip_UnifiedCompliancePolicyProperties xmlns="http://schemas.microsoft.com/sharepoint/v3" xsi:nil="true"/>
+    <lcf76f155ced4ddcb4097134ff3c332f xmlns="9c3aca8e-802d-4afe-8de2-403351c573ee">
+      <Terms xmlns="http://schemas.microsoft.com/office/infopath/2007/PartnerControls"/>
+    </lcf76f155ced4ddcb4097134ff3c332f>
+  </documentManagement>
+</p:properties>
+</file>
+
 <file path=customXml/itemProps1.xml><?xml version="1.0" encoding="utf-8"?>
+<ds:datastoreItem xmlns:ds="http://schemas.openxmlformats.org/officeDocument/2006/customXml" ds:itemID="{1C7E8C72-8D6F-40D6-BD69-93E029065D11}">
+  <ds:schemaRefs>
+    <ds:schemaRef ds:uri="http://schemas.openxmlformats.org/officeDocument/2006/bibliography"/>
+  </ds:schemaRefs>
+</ds:datastoreItem>
+</file>
+
+<file path=customXml/itemProps2.xml><?xml version="1.0" encoding="utf-8"?>
 <ds:datastoreItem xmlns:ds="http://schemas.openxmlformats.org/officeDocument/2006/customXml" ds:itemID="{9B6DFC92-80A5-46F4-B508-CDB322A80F3D}">
   <ds:schemaRefs>
     <ds:schemaRef ds:uri="http://schemas.microsoft.com/sharepoint/v3/contenttype/forms"/>
@@ -11841,27 +11860,7 @@
 </ds:datastoreItem>
 </file>
 
-<file path=customXml/itemProps2.xml><?xml version="1.0" encoding="utf-8"?>
-<ds:datastoreItem xmlns:ds="http://schemas.openxmlformats.org/officeDocument/2006/customXml" ds:itemID="{1C7E8C72-8D6F-40D6-BD69-93E029065D11}">
-  <ds:schemaRefs>
-    <ds:schemaRef ds:uri="http://schemas.openxmlformats.org/officeDocument/2006/bibliography"/>
-  </ds:schemaRefs>
-</ds:datastoreItem>
-</file>
-
 <file path=customXml/itemProps3.xml><?xml version="1.0" encoding="utf-8"?>
-<ds:datastoreItem xmlns:ds="http://schemas.openxmlformats.org/officeDocument/2006/customXml" ds:itemID="{AF9B5B2A-8912-4DAC-8206-0DA01C3E19AE}">
-  <ds:schemaRefs>
-    <ds:schemaRef ds:uri="http://schemas.microsoft.com/office/2006/metadata/properties"/>
-    <ds:schemaRef ds:uri="http://schemas.microsoft.com/office/infopath/2007/PartnerControls"/>
-    <ds:schemaRef ds:uri="http://schemas.microsoft.com/sharepoint/v3"/>
-    <ds:schemaRef ds:uri="7755e09e-18d1-493a-950e-5a615bcdbc52"/>
-    <ds:schemaRef ds:uri="9c3aca8e-802d-4afe-8de2-403351c573ee"/>
-  </ds:schemaRefs>
-</ds:datastoreItem>
-</file>
-
-<file path=customXml/itemProps4.xml><?xml version="1.0" encoding="utf-8"?>
 <ds:datastoreItem xmlns:ds="http://schemas.openxmlformats.org/officeDocument/2006/customXml" ds:itemID="{F8843571-F4F1-4580-ABF9-E707A58658F7}">
   <ds:schemaRefs>
     <ds:schemaRef ds:uri="http://schemas.microsoft.com/office/2006/metadata/contentType"/>
@@ -11881,6 +11880,18 @@
 </ds:datastoreItem>
 </file>
 
+<file path=customXml/itemProps4.xml><?xml version="1.0" encoding="utf-8"?>
+<ds:datastoreItem xmlns:ds="http://schemas.openxmlformats.org/officeDocument/2006/customXml" ds:itemID="{AF9B5B2A-8912-4DAC-8206-0DA01C3E19AE}">
+  <ds:schemaRefs>
+    <ds:schemaRef ds:uri="http://schemas.microsoft.com/office/2006/metadata/properties"/>
+    <ds:schemaRef ds:uri="http://schemas.microsoft.com/office/infopath/2007/PartnerControls"/>
+    <ds:schemaRef ds:uri="http://schemas.microsoft.com/sharepoint/v3"/>
+    <ds:schemaRef ds:uri="7755e09e-18d1-493a-950e-5a615bcdbc52"/>
+    <ds:schemaRef ds:uri="9c3aca8e-802d-4afe-8de2-403351c573ee"/>
+  </ds:schemaRefs>
+</ds:datastoreItem>
+</file>
+
 <file path=docMetadata/LabelInfo.xml><?xml version="1.0" encoding="utf-8"?>
 <clbl:labelList xmlns:clbl="http://schemas.microsoft.com/office/2020/mipLabelMetadata">
   <clbl:label id="{ccc8e57c-9090-4edc-b15c-adfa9d38f666}" enabled="1" method="Privileged" siteId="{e7290980-632a-4f65-bbb2-1151420d7c39}" contentBits="0" removed="0"/>

--- a/7. FORMULARIO_CARACTERIZACIÓN_FORMULACIÓN_PROBLEMAS.docx
+++ b/7. FORMULARIO_CARACTERIZACIÓN_FORMULACIÓN_PROBLEMAS.docx
@@ -611,7 +611,7 @@
               <w:b/>
               <w:bCs/>
             </w:rPr>
-            <w:t xml:space="preserve"> física</w:t>
+            <w:t xml:space="preserve"> </w:t>
           </w:r>
           <w:r>
             <w:rPr>
@@ -619,7 +619,15 @@
               <w:b/>
               <w:bCs/>
             </w:rPr>
-            <w:t xml:space="preserve"> de los estudiantes</w:t>
+            <w:t xml:space="preserve">territorial </w:t>
+          </w:r>
+          <w:r>
+            <w:rPr>
+              <w:rFonts w:ascii="Liberation Sans" w:eastAsia="Liberation Sans" w:hAnsi="Liberation Sans" w:cs="Liberation Sans"/>
+              <w:b/>
+              <w:bCs/>
+            </w:rPr>
+            <w:t>de los estudiantes</w:t>
           </w:r>
           <w:r>
             <w:rPr>
@@ -820,7 +828,7 @@
               <w:b/>
               <w:bCs/>
             </w:rPr>
-            <w:t>Beneficiarios del programa de Jóvenes a la E (convocatoria JU3, JU4)</w:t>
+            <w:t>Beneficiarios del programa de Jóvenes a la E (convocatoria JU3)</w:t>
           </w:r>
           <w:r>
             <w:rPr>
@@ -915,25 +923,23 @@
               <w:b/>
               <w:bCs/>
             </w:rPr>
-            <w:t>¿En qué medida la accesibilidad territorial a la institución de educación superior —medida a través de la distancia entre el domicilio del estudiante y la IES, y del acceso al sistema de transporte público (SITP/</w:t>
-          </w:r>
-          <w:proofErr w:type="spellStart"/>
+            <w:t xml:space="preserve">¿En qué medida la accesibilidad territorial a la institución de educación superior —medida a través de la distancia entre el domicilio del estudiante y la IES, y del acceso al sistema de transporte público (SITP/TransMilenio)— se asocia con las diferencias en </w:t>
+          </w:r>
           <w:r>
             <w:rPr>
               <w:rFonts w:ascii="Liberation Sans" w:eastAsia="Liberation Sans" w:hAnsi="Liberation Sans" w:cs="Liberation Sans"/>
               <w:b/>
               <w:bCs/>
             </w:rPr>
-            <w:t>TransMilenio</w:t>
-          </w:r>
-          <w:proofErr w:type="spellEnd"/>
+            <w:t xml:space="preserve">la permanencia </w:t>
+          </w:r>
           <w:r>
             <w:rPr>
               <w:rFonts w:ascii="Liberation Sans" w:eastAsia="Liberation Sans" w:hAnsi="Liberation Sans" w:cs="Liberation Sans"/>
               <w:b/>
               <w:bCs/>
             </w:rPr>
-            <w:t>)— se asocia con las diferencias en el rendimiento académico de los becarios?</w:t>
+            <w:t>académico de los becarios?</w:t>
           </w:r>
         </w:sdtContent>
       </w:sdt>
@@ -1188,25 +1194,7 @@
               <w:b/>
               <w:bCs/>
             </w:rPr>
-            <w:t xml:space="preserve">Base de Datos </w:t>
-          </w:r>
-          <w:proofErr w:type="spellStart"/>
-          <w:r>
-            <w:rPr>
-              <w:rFonts w:ascii="Liberation Sans" w:eastAsia="Liberation Sans" w:hAnsi="Liberation Sans" w:cs="Liberation Sans"/>
-              <w:b/>
-              <w:bCs/>
-            </w:rPr>
-            <w:t>Beneficarios</w:t>
-          </w:r>
-          <w:proofErr w:type="spellEnd"/>
-          <w:r>
-            <w:rPr>
-              <w:rFonts w:ascii="Liberation Sans" w:eastAsia="Liberation Sans" w:hAnsi="Liberation Sans" w:cs="Liberation Sans"/>
-              <w:b/>
-              <w:bCs/>
-            </w:rPr>
-            <w:t xml:space="preserve"> </w:t>
+            <w:t xml:space="preserve">Base de Datos Beneficarios </w:t>
           </w:r>
           <w:r>
             <w:rPr>
@@ -1536,52 +1524,16 @@
               <w:bCs/>
             </w:rPr>
             <w:br/>
-            <w:t xml:space="preserve">Recorrido total (km) de la ruta en transporte </w:t>
-          </w:r>
-          <w:proofErr w:type="spellStart"/>
+            <w:t>Recorrido total (km) de la ruta en transporte públcio desde el domicilio del estudiante hasta la universidad.</w:t>
+          </w:r>
           <w:r>
             <w:rPr>
               <w:rFonts w:ascii="Liberation Sans" w:eastAsia="Liberation Sans" w:hAnsi="Liberation Sans" w:cs="Liberation Sans"/>
               <w:b/>
               <w:bCs/>
             </w:rPr>
-            <w:t>públcio</w:t>
-          </w:r>
-          <w:proofErr w:type="spellEnd"/>
-          <w:r>
-            <w:rPr>
-              <w:rFonts w:ascii="Liberation Sans" w:eastAsia="Liberation Sans" w:hAnsi="Liberation Sans" w:cs="Liberation Sans"/>
-              <w:b/>
-              <w:bCs/>
-            </w:rPr>
-            <w:t xml:space="preserve"> desde el domicilio del estudiante hasta la universidad.</w:t>
-          </w:r>
-          <w:r>
-            <w:rPr>
-              <w:rFonts w:ascii="Liberation Sans" w:eastAsia="Liberation Sans" w:hAnsi="Liberation Sans" w:cs="Liberation Sans"/>
-              <w:b/>
-              <w:bCs/>
-            </w:rPr>
             <w:br/>
-            <w:t xml:space="preserve">Estados académicos del </w:t>
-          </w:r>
-          <w:proofErr w:type="spellStart"/>
-          <w:r>
-            <w:rPr>
-              <w:rFonts w:ascii="Liberation Sans" w:eastAsia="Liberation Sans" w:hAnsi="Liberation Sans" w:cs="Liberation Sans"/>
-              <w:b/>
-              <w:bCs/>
-            </w:rPr>
-            <w:t>beneficario</w:t>
-          </w:r>
-          <w:proofErr w:type="spellEnd"/>
-          <w:r>
-            <w:rPr>
-              <w:rFonts w:ascii="Liberation Sans" w:eastAsia="Liberation Sans" w:hAnsi="Liberation Sans" w:cs="Liberation Sans"/>
-              <w:b/>
-              <w:bCs/>
-            </w:rPr>
-            <w:t xml:space="preserve"> (Abandono, Matriculado)</w:t>
+            <w:t>Estados académicos del beneficario (Abandono, Matriculado)</w:t>
           </w:r>
           <w:r>
             <w:rPr>
@@ -1687,25 +1639,7 @@
               <w:b/>
               <w:bCs/>
             </w:rPr>
-            <w:t xml:space="preserve">Unir la base de datos de las IES con la base de beneficiarios de Atenea </w:t>
-          </w:r>
-          <w:proofErr w:type="spellStart"/>
-          <w:r>
-            <w:rPr>
-              <w:rFonts w:ascii="Liberation Sans" w:eastAsia="Liberation Sans" w:hAnsi="Liberation Sans" w:cs="Liberation Sans"/>
-              <w:b/>
-              <w:bCs/>
-            </w:rPr>
-            <w:t>via</w:t>
-          </w:r>
-          <w:proofErr w:type="spellEnd"/>
-          <w:r>
-            <w:rPr>
-              <w:rFonts w:ascii="Liberation Sans" w:eastAsia="Liberation Sans" w:hAnsi="Liberation Sans" w:cs="Liberation Sans"/>
-              <w:b/>
-              <w:bCs/>
-            </w:rPr>
-            <w:t xml:space="preserve"> la llave del código SNIES de la IES. </w:t>
+            <w:t xml:space="preserve">Unir la base de datos de las IES con la base de beneficiarios de Atenea via la llave del código SNIES de la IES. </w:t>
           </w:r>
           <w:r>
             <w:rPr>
@@ -2204,21 +2138,7 @@
             <w:rPr>
               <w:rFonts w:ascii="Liberation Sans" w:eastAsia="Liberation Sans" w:hAnsi="Liberation Sans" w:cs="Liberation Sans"/>
             </w:rPr>
-            <w:t xml:space="preserve">Se compara la población dentro y fuera del SISBEN para determinar la intensidad del efecto del acceso territorial sobre el desempeño </w:t>
-          </w:r>
-          <w:proofErr w:type="spellStart"/>
-          <w:r>
-            <w:rPr>
-              <w:rFonts w:ascii="Liberation Sans" w:eastAsia="Liberation Sans" w:hAnsi="Liberation Sans" w:cs="Liberation Sans"/>
-            </w:rPr>
-            <w:t>académcio</w:t>
-          </w:r>
-          <w:proofErr w:type="spellEnd"/>
-          <w:r>
-            <w:rPr>
-              <w:rFonts w:ascii="Liberation Sans" w:eastAsia="Liberation Sans" w:hAnsi="Liberation Sans" w:cs="Liberation Sans"/>
-            </w:rPr>
-            <w:t xml:space="preserve">. </w:t>
+            <w:t xml:space="preserve">Se compara la población dentro y fuera del SISBEN para determinar la intensidad del efecto del acceso territorial sobre el desempeño académcio. </w:t>
           </w:r>
         </w:p>
       </w:sdtContent>
@@ -3235,25 +3155,7 @@
               <w:b/>
               <w:bCs/>
             </w:rPr>
-            <w:t xml:space="preserve">1. Es difícil determinar </w:t>
-          </w:r>
-          <w:proofErr w:type="spellStart"/>
-          <w:r>
-            <w:rPr>
-              <w:rFonts w:ascii="Liberation Sans" w:eastAsia="Liberation Sans" w:hAnsi="Liberation Sans" w:cs="Liberation Sans"/>
-              <w:b/>
-              <w:bCs/>
-            </w:rPr>
-            <w:t>cuales</w:t>
-          </w:r>
-          <w:proofErr w:type="spellEnd"/>
-          <w:r>
-            <w:rPr>
-              <w:rFonts w:ascii="Liberation Sans" w:eastAsia="Liberation Sans" w:hAnsi="Liberation Sans" w:cs="Liberation Sans"/>
-              <w:b/>
-              <w:bCs/>
-            </w:rPr>
-            <w:t xml:space="preserve"> conjuntos de datos se pueden cruzar entre ellos. No vemos transparente cuales llaves podrían servir para cruzar las fuentes de información. Esta dificultad fue particular para abordar la información de Transmilenio</w:t>
+            <w:t>1. Es difícil determinar cuales conjuntos de datos se pueden cruzar entre ellos. No vemos transparente cuales llaves podrían servir para cruzar las fuentes de información. Esta dificultad fue particular para abordar la información de Transmilenio</w:t>
           </w:r>
           <w:r>
             <w:rPr>
@@ -3333,51 +3235,15 @@
               <w:bCs/>
             </w:rPr>
             <w:br/>
-            <w:t xml:space="preserve">2. Generar un grafo con los </w:t>
-          </w:r>
-          <w:proofErr w:type="spellStart"/>
+            <w:t>2. Generar un grafo con los datasets que se pueden cruzar entre ellos y con la información de las llaves</w:t>
+          </w:r>
           <w:r>
             <w:rPr>
               <w:rFonts w:ascii="Liberation Sans" w:eastAsia="Liberation Sans" w:hAnsi="Liberation Sans" w:cs="Liberation Sans"/>
               <w:b/>
               <w:bCs/>
             </w:rPr>
-            <w:t>datasets</w:t>
-          </w:r>
-          <w:proofErr w:type="spellEnd"/>
-          <w:r>
-            <w:rPr>
-              <w:rFonts w:ascii="Liberation Sans" w:eastAsia="Liberation Sans" w:hAnsi="Liberation Sans" w:cs="Liberation Sans"/>
-              <w:b/>
-              <w:bCs/>
-            </w:rPr>
-            <w:t xml:space="preserve"> que se pueden cruzar entre ellos y con la información de las llaves</w:t>
-          </w:r>
-          <w:r>
-            <w:rPr>
-              <w:rFonts w:ascii="Liberation Sans" w:eastAsia="Liberation Sans" w:hAnsi="Liberation Sans" w:cs="Liberation Sans"/>
-              <w:b/>
-              <w:bCs/>
-            </w:rPr>
-            <w:t xml:space="preserve"> para </w:t>
-          </w:r>
-          <w:proofErr w:type="spellStart"/>
-          <w:r>
-            <w:rPr>
-              <w:rFonts w:ascii="Liberation Sans" w:eastAsia="Liberation Sans" w:hAnsi="Liberation Sans" w:cs="Liberation Sans"/>
-              <w:b/>
-              <w:bCs/>
-            </w:rPr>
-            <w:t>dihco</w:t>
-          </w:r>
-          <w:proofErr w:type="spellEnd"/>
-          <w:r>
-            <w:rPr>
-              <w:rFonts w:ascii="Liberation Sans" w:eastAsia="Liberation Sans" w:hAnsi="Liberation Sans" w:cs="Liberation Sans"/>
-              <w:b/>
-              <w:bCs/>
-            </w:rPr>
-            <w:t xml:space="preserve"> cruce</w:t>
+            <w:t xml:space="preserve"> para dihco cruce</w:t>
           </w:r>
           <w:r>
             <w:rPr>
@@ -3724,61 +3590,7 @@
               <w:b/>
               <w:bCs/>
             </w:rPr>
-            <w:t>- Información sobre el tráfico de la ciudad. Sería óptimo si a la Alcaldía de Bogotá hace un convenio con WAZE (</w:t>
-          </w:r>
-          <w:proofErr w:type="spellStart"/>
-          <w:r>
-            <w:rPr>
-              <w:rFonts w:ascii="Liberation Sans" w:eastAsia="Liberation Sans" w:hAnsi="Liberation Sans" w:cs="Liberation Sans"/>
-              <w:b/>
-              <w:bCs/>
-            </w:rPr>
-            <w:t>waze</w:t>
-          </w:r>
-          <w:proofErr w:type="spellEnd"/>
-          <w:r>
-            <w:rPr>
-              <w:rFonts w:ascii="Liberation Sans" w:eastAsia="Liberation Sans" w:hAnsi="Liberation Sans" w:cs="Liberation Sans"/>
-              <w:b/>
-              <w:bCs/>
-            </w:rPr>
-            <w:t xml:space="preserve"> </w:t>
-          </w:r>
-          <w:proofErr w:type="spellStart"/>
-          <w:r>
-            <w:rPr>
-              <w:rFonts w:ascii="Liberation Sans" w:eastAsia="Liberation Sans" w:hAnsi="Liberation Sans" w:cs="Liberation Sans"/>
-              <w:b/>
-              <w:bCs/>
-            </w:rPr>
-            <w:t>for</w:t>
-          </w:r>
-          <w:proofErr w:type="spellEnd"/>
-          <w:r>
-            <w:rPr>
-              <w:rFonts w:ascii="Liberation Sans" w:eastAsia="Liberation Sans" w:hAnsi="Liberation Sans" w:cs="Liberation Sans"/>
-              <w:b/>
-              <w:bCs/>
-            </w:rPr>
-            <w:t xml:space="preserve"> </w:t>
-          </w:r>
-          <w:proofErr w:type="spellStart"/>
-          <w:r>
-            <w:rPr>
-              <w:rFonts w:ascii="Liberation Sans" w:eastAsia="Liberation Sans" w:hAnsi="Liberation Sans" w:cs="Liberation Sans"/>
-              <w:b/>
-              <w:bCs/>
-            </w:rPr>
-            <w:t>cities</w:t>
-          </w:r>
-          <w:proofErr w:type="spellEnd"/>
-          <w:r>
-            <w:rPr>
-              <w:rFonts w:ascii="Liberation Sans" w:eastAsia="Liberation Sans" w:hAnsi="Liberation Sans" w:cs="Liberation Sans"/>
-              <w:b/>
-              <w:bCs/>
-            </w:rPr>
-            <w:t xml:space="preserve">) para negociar la posibilidad de acceder a información histórica sobre el comportamiento del tráfico en Bogotá.  </w:t>
+            <w:t xml:space="preserve">- Información sobre el tráfico de la ciudad. Sería óptimo si a la Alcaldía de Bogotá hace un convenio con WAZE (waze for cities) para negociar la posibilidad de acceder a información histórica sobre el comportamiento del tráfico en Bogotá.  </w:t>
           </w:r>
         </w:sdtContent>
       </w:sdt>
@@ -9820,7 +9632,9 @@
     <w:rsid w:val="000011C6"/>
     <w:rsid w:val="00017FC6"/>
     <w:rsid w:val="000D0051"/>
+    <w:rsid w:val="00144ECB"/>
     <w:rsid w:val="001C6C25"/>
+    <w:rsid w:val="00455ED4"/>
     <w:rsid w:val="00512DF4"/>
     <w:rsid w:val="005805C8"/>
     <w:rsid w:val="005A0D10"/>
@@ -11541,19 +11355,19 @@
 </file>
 
 <file path=customXml/item1.xml><?xml version="1.0" encoding="utf-8"?>
-<b:Sources xmlns:b="http://schemas.openxmlformats.org/officeDocument/2006/bibliography" xmlns="http://schemas.openxmlformats.org/officeDocument/2006/bibliography" SelectedStyle="\APASixthEditionOfficeOnline.xsl" StyleName="APA" Version="6"/>
+<p:properties xmlns:p="http://schemas.microsoft.com/office/2006/metadata/properties" xmlns:xsi="http://www.w3.org/2001/XMLSchema-instance" xmlns:pc="http://schemas.microsoft.com/office/infopath/2007/PartnerControls">
+  <documentManagement>
+    <_ip_UnifiedCompliancePolicyUIAction xmlns="http://schemas.microsoft.com/sharepoint/v3" xsi:nil="true"/>
+    <TaxCatchAll xmlns="7755e09e-18d1-493a-950e-5a615bcdbc52" xsi:nil="true"/>
+    <_ip_UnifiedCompliancePolicyProperties xmlns="http://schemas.microsoft.com/sharepoint/v3" xsi:nil="true"/>
+    <lcf76f155ced4ddcb4097134ff3c332f xmlns="9c3aca8e-802d-4afe-8de2-403351c573ee">
+      <Terms xmlns="http://schemas.microsoft.com/office/infopath/2007/PartnerControls"/>
+    </lcf76f155ced4ddcb4097134ff3c332f>
+  </documentManagement>
+</p:properties>
 </file>
 
 <file path=customXml/item2.xml><?xml version="1.0" encoding="utf-8"?>
-<?mso-contentType ?>
-<FormTemplates xmlns="http://schemas.microsoft.com/sharepoint/v3/contenttype/forms">
-  <Display>DocumentLibraryForm</Display>
-  <Edit>DocumentLibraryForm</Edit>
-  <New>DocumentLibraryForm</New>
-</FormTemplates>
-</file>
-
-<file path=customXml/item3.xml><?xml version="1.0" encoding="utf-8"?>
 <ct:contentTypeSchema xmlns:ct="http://schemas.microsoft.com/office/2006/metadata/contentType" xmlns:ma="http://schemas.microsoft.com/office/2006/metadata/properties/metaAttributes" ct:_="" ma:_="" ma:contentTypeName="Documento" ma:contentTypeID="0x010100E35D5CFF27142147BAF1F3476208DFD8" ma:contentTypeVersion="21" ma:contentTypeDescription="Crear nuevo documento." ma:contentTypeScope="" ma:versionID="bf36b99a6e9cb6c4c04e69905c56a055">
   <xsd:schema xmlns:xsd="http://www.w3.org/2001/XMLSchema" xmlns:xs="http://www.w3.org/2001/XMLSchema" xmlns:p="http://schemas.microsoft.com/office/2006/metadata/properties" xmlns:ns1="http://schemas.microsoft.com/sharepoint/v3" xmlns:ns2="9c3aca8e-802d-4afe-8de2-403351c573ee" xmlns:ns3="7755e09e-18d1-493a-950e-5a615bcdbc52" targetNamespace="http://schemas.microsoft.com/office/2006/metadata/properties" ma:root="true" ma:fieldsID="0aadd8d177eb5bb2c3d9d64c2b0f37ab" ns1:_="" ns2:_="" ns3:_="">
     <xsd:import namespace="http://schemas.microsoft.com/sharepoint/v3"/>
@@ -11831,36 +11645,32 @@
 </ct:contentTypeSchema>
 </file>
 
+<file path=customXml/item3.xml><?xml version="1.0" encoding="utf-8"?>
+<?mso-contentType ?>
+<FormTemplates xmlns="http://schemas.microsoft.com/sharepoint/v3/contenttype/forms">
+  <Display>DocumentLibraryForm</Display>
+  <Edit>DocumentLibraryForm</Edit>
+  <New>DocumentLibraryForm</New>
+</FormTemplates>
+</file>
+
 <file path=customXml/item4.xml><?xml version="1.0" encoding="utf-8"?>
-<p:properties xmlns:p="http://schemas.microsoft.com/office/2006/metadata/properties" xmlns:xsi="http://www.w3.org/2001/XMLSchema-instance" xmlns:pc="http://schemas.microsoft.com/office/infopath/2007/PartnerControls">
-  <documentManagement>
-    <_ip_UnifiedCompliancePolicyUIAction xmlns="http://schemas.microsoft.com/sharepoint/v3" xsi:nil="true"/>
-    <TaxCatchAll xmlns="7755e09e-18d1-493a-950e-5a615bcdbc52" xsi:nil="true"/>
-    <_ip_UnifiedCompliancePolicyProperties xmlns="http://schemas.microsoft.com/sharepoint/v3" xsi:nil="true"/>
-    <lcf76f155ced4ddcb4097134ff3c332f xmlns="9c3aca8e-802d-4afe-8de2-403351c573ee">
-      <Terms xmlns="http://schemas.microsoft.com/office/infopath/2007/PartnerControls"/>
-    </lcf76f155ced4ddcb4097134ff3c332f>
-  </documentManagement>
-</p:properties>
+<b:Sources xmlns:b="http://schemas.openxmlformats.org/officeDocument/2006/bibliography" xmlns="http://schemas.openxmlformats.org/officeDocument/2006/bibliography" SelectedStyle="\APASixthEditionOfficeOnline.xsl" StyleName="APA" Version="6"/>
 </file>
 
 <file path=customXml/itemProps1.xml><?xml version="1.0" encoding="utf-8"?>
-<ds:datastoreItem xmlns:ds="http://schemas.openxmlformats.org/officeDocument/2006/customXml" ds:itemID="{1C7E8C72-8D6F-40D6-BD69-93E029065D11}">
+<ds:datastoreItem xmlns:ds="http://schemas.openxmlformats.org/officeDocument/2006/customXml" ds:itemID="{AF9B5B2A-8912-4DAC-8206-0DA01C3E19AE}">
   <ds:schemaRefs>
-    <ds:schemaRef ds:uri="http://schemas.openxmlformats.org/officeDocument/2006/bibliography"/>
+    <ds:schemaRef ds:uri="http://schemas.microsoft.com/office/2006/metadata/properties"/>
+    <ds:schemaRef ds:uri="http://schemas.microsoft.com/office/infopath/2007/PartnerControls"/>
+    <ds:schemaRef ds:uri="http://schemas.microsoft.com/sharepoint/v3"/>
+    <ds:schemaRef ds:uri="7755e09e-18d1-493a-950e-5a615bcdbc52"/>
+    <ds:schemaRef ds:uri="9c3aca8e-802d-4afe-8de2-403351c573ee"/>
   </ds:schemaRefs>
 </ds:datastoreItem>
 </file>
 
 <file path=customXml/itemProps2.xml><?xml version="1.0" encoding="utf-8"?>
-<ds:datastoreItem xmlns:ds="http://schemas.openxmlformats.org/officeDocument/2006/customXml" ds:itemID="{9B6DFC92-80A5-46F4-B508-CDB322A80F3D}">
-  <ds:schemaRefs>
-    <ds:schemaRef ds:uri="http://schemas.microsoft.com/sharepoint/v3/contenttype/forms"/>
-  </ds:schemaRefs>
-</ds:datastoreItem>
-</file>
-
-<file path=customXml/itemProps3.xml><?xml version="1.0" encoding="utf-8"?>
 <ds:datastoreItem xmlns:ds="http://schemas.openxmlformats.org/officeDocument/2006/customXml" ds:itemID="{F8843571-F4F1-4580-ABF9-E707A58658F7}">
   <ds:schemaRefs>
     <ds:schemaRef ds:uri="http://schemas.microsoft.com/office/2006/metadata/contentType"/>
@@ -11880,14 +11690,18 @@
 </ds:datastoreItem>
 </file>
 
+<file path=customXml/itemProps3.xml><?xml version="1.0" encoding="utf-8"?>
+<ds:datastoreItem xmlns:ds="http://schemas.openxmlformats.org/officeDocument/2006/customXml" ds:itemID="{9B6DFC92-80A5-46F4-B508-CDB322A80F3D}">
+  <ds:schemaRefs>
+    <ds:schemaRef ds:uri="http://schemas.microsoft.com/sharepoint/v3/contenttype/forms"/>
+  </ds:schemaRefs>
+</ds:datastoreItem>
+</file>
+
 <file path=customXml/itemProps4.xml><?xml version="1.0" encoding="utf-8"?>
-<ds:datastoreItem xmlns:ds="http://schemas.openxmlformats.org/officeDocument/2006/customXml" ds:itemID="{AF9B5B2A-8912-4DAC-8206-0DA01C3E19AE}">
+<ds:datastoreItem xmlns:ds="http://schemas.openxmlformats.org/officeDocument/2006/customXml" ds:itemID="{1C7E8C72-8D6F-40D6-BD69-93E029065D11}">
   <ds:schemaRefs>
-    <ds:schemaRef ds:uri="http://schemas.microsoft.com/office/2006/metadata/properties"/>
-    <ds:schemaRef ds:uri="http://schemas.microsoft.com/office/infopath/2007/PartnerControls"/>
-    <ds:schemaRef ds:uri="http://schemas.microsoft.com/sharepoint/v3"/>
-    <ds:schemaRef ds:uri="7755e09e-18d1-493a-950e-5a615bcdbc52"/>
-    <ds:schemaRef ds:uri="9c3aca8e-802d-4afe-8de2-403351c573ee"/>
+    <ds:schemaRef ds:uri="http://schemas.openxmlformats.org/officeDocument/2006/bibliography"/>
   </ds:schemaRefs>
 </ds:datastoreItem>
 </file>

--- a/7. FORMULARIO_CARACTERIZACIÓN_FORMULACIÓN_PROBLEMAS.docx
+++ b/7. FORMULARIO_CARACTERIZACIÓN_FORMULACIÓN_PROBLEMAS.docx
@@ -318,25 +318,7 @@
               <w:b/>
               <w:bCs/>
             </w:rPr>
-            <w:t xml:space="preserve">Javier Rubio – Experto Temático </w:t>
-          </w:r>
-          <w:proofErr w:type="gramStart"/>
-          <w:r>
-            <w:rPr>
-              <w:rFonts w:ascii="Liberation Sans" w:eastAsia="Liberation Sans" w:hAnsi="Liberation Sans" w:cs="Liberation Sans"/>
-              <w:b/>
-              <w:bCs/>
-            </w:rPr>
-            <w:t>-  Servidor</w:t>
-          </w:r>
-          <w:proofErr w:type="gramEnd"/>
-          <w:r>
-            <w:rPr>
-              <w:rFonts w:ascii="Liberation Sans" w:eastAsia="Liberation Sans" w:hAnsi="Liberation Sans" w:cs="Liberation Sans"/>
-              <w:b/>
-              <w:bCs/>
-            </w:rPr>
-            <w:t xml:space="preserve"> Público Atenea</w:t>
+            <w:t>Javier Rubio – Experto Temático -  Servidor Público Atenea</w:t>
           </w:r>
           <w:r>
             <w:rPr>
@@ -548,7 +530,6 @@
           <w:bCs/>
         </w:rPr>
       </w:pPr>
-      <w:proofErr w:type="gramStart"/>
       <w:r>
         <w:rPr>
           <w:rFonts w:ascii="Liberation Sans" w:eastAsia="Liberation Sans" w:hAnsi="Liberation Sans" w:cs="Liberation Sans"/>
@@ -557,7 +538,6 @@
         </w:rPr>
         <w:t>Problema público a abordar</w:t>
       </w:r>
-      <w:proofErr w:type="gramEnd"/>
       <w:r>
         <w:rPr>
           <w:rFonts w:ascii="Liberation Sans" w:eastAsia="Liberation Sans" w:hAnsi="Liberation Sans" w:cs="Liberation Sans"/>
@@ -1092,18 +1072,17 @@
               <w:bCs/>
             </w:rPr>
             <w:br/>
-            <w:t xml:space="preserve">2. Paraderos Zonales del SITP – Portal Datos Abierto Bogotá – Transmilenio </w:t>
-          </w:r>
-          <w:proofErr w:type="gramStart"/>
+            <w:t>2. Paraderos Zonales del SITP – Portal Datos Abierto Bogotá – Transmilenio S.A</w:t>
+          </w:r>
           <w:r>
             <w:rPr>
               <w:rFonts w:ascii="Liberation Sans" w:eastAsia="Liberation Sans" w:hAnsi="Liberation Sans" w:cs="Liberation Sans"/>
               <w:b/>
               <w:bCs/>
             </w:rPr>
-            <w:t>S.A</w:t>
-          </w:r>
-          <w:proofErr w:type="gramEnd"/>
+            <w:br/>
+            <w:t>3. Estaciones Troncales de Transmilenio – Portal Datos Abiertos Bogotá – Transmilenio SA</w:t>
+          </w:r>
           <w:r>
             <w:rPr>
               <w:rFonts w:ascii="Liberation Sans" w:eastAsia="Liberation Sans" w:hAnsi="Liberation Sans" w:cs="Liberation Sans"/>
@@ -1111,7 +1090,7 @@
               <w:bCs/>
             </w:rPr>
             <w:br/>
-            <w:t>3. Estaciones Troncales de Transmilenio – Portal Datos Abiertos Bogotá – Transmilenio SA</w:t>
+            <w:t xml:space="preserve">4. </w:t>
           </w:r>
           <w:r>
             <w:rPr>
@@ -1119,8 +1098,7 @@
               <w:b/>
               <w:bCs/>
             </w:rPr>
-            <w:br/>
-            <w:t xml:space="preserve">4. </w:t>
+            <w:t xml:space="preserve">GTFS Estáticos </w:t>
           </w:r>
           <w:r>
             <w:rPr>
@@ -1128,7 +1106,7 @@
               <w:b/>
               <w:bCs/>
             </w:rPr>
-            <w:t xml:space="preserve">GTFS Estáticos </w:t>
+            <w:t xml:space="preserve">– </w:t>
           </w:r>
           <w:r>
             <w:rPr>
@@ -1136,7 +1114,7 @@
               <w:b/>
               <w:bCs/>
             </w:rPr>
-            <w:t xml:space="preserve">– </w:t>
+            <w:t>Datos Abiertos Transmilenio</w:t>
           </w:r>
           <w:r>
             <w:rPr>
@@ -1144,26 +1122,8 @@
               <w:b/>
               <w:bCs/>
             </w:rPr>
-            <w:t>Datos Abiertos Transmilenio</w:t>
-          </w:r>
-          <w:r>
-            <w:rPr>
-              <w:rFonts w:ascii="Liberation Sans" w:eastAsia="Liberation Sans" w:hAnsi="Liberation Sans" w:cs="Liberation Sans"/>
-              <w:b/>
-              <w:bCs/>
-            </w:rPr>
-            <w:t xml:space="preserve"> – Transmilenio </w:t>
-          </w:r>
-          <w:proofErr w:type="gramStart"/>
-          <w:r>
-            <w:rPr>
-              <w:rFonts w:ascii="Liberation Sans" w:eastAsia="Liberation Sans" w:hAnsi="Liberation Sans" w:cs="Liberation Sans"/>
-              <w:b/>
-              <w:bCs/>
-            </w:rPr>
-            <w:t>S.A</w:t>
-          </w:r>
-          <w:proofErr w:type="gramEnd"/>
+            <w:t xml:space="preserve"> – Transmilenio S.A</w:t>
+          </w:r>
           <w:r>
             <w:rPr>
               <w:rFonts w:ascii="Liberation Sans" w:eastAsia="Liberation Sans" w:hAnsi="Liberation Sans" w:cs="Liberation Sans"/>
@@ -1298,27 +1258,13 @@
             <w:rPr>
               <w:lang w:val="en-US"/>
             </w:rPr>
-            <w:t xml:space="preserve"> </w:t>
-          </w:r>
-          <w:proofErr w:type="gramStart"/>
+            <w:t xml:space="preserve"> IES </w:t>
+          </w:r>
           <w:r>
             <w:rPr>
               <w:lang w:val="en-US"/>
             </w:rPr>
-            <w:t xml:space="preserve">IES </w:t>
-          </w:r>
-          <w:r>
-            <w:rPr>
-              <w:lang w:val="en-US"/>
-            </w:rPr>
-            <w:t>:</w:t>
-          </w:r>
-          <w:proofErr w:type="gramEnd"/>
-          <w:r>
-            <w:rPr>
-              <w:lang w:val="en-US"/>
-            </w:rPr>
-            <w:t xml:space="preserve"> </w:t>
+            <w:t xml:space="preserve">: </w:t>
           </w:r>
           <w:r>
             <w:rPr>
@@ -2127,20 +2073,6 @@
             <w:t>Se incorpora avance y abandono académico por UPL.</w:t>
           </w:r>
         </w:p>
-        <w:p>
-          <w:pPr>
-            <w:ind w:left="708"/>
-            <w:rPr>
-              <w:rFonts w:ascii="Liberation Sans" w:eastAsia="Liberation Sans" w:hAnsi="Liberation Sans" w:cs="Liberation Sans"/>
-            </w:rPr>
-          </w:pPr>
-          <w:r>
-            <w:rPr>
-              <w:rFonts w:ascii="Liberation Sans" w:eastAsia="Liberation Sans" w:hAnsi="Liberation Sans" w:cs="Liberation Sans"/>
-            </w:rPr>
-            <w:t xml:space="preserve">Se compara la población dentro y fuera del SISBEN para determinar la intensidad del efecto del acceso territorial sobre el desempeño académcio. </w:t>
-          </w:r>
-        </w:p>
       </w:sdtContent>
     </w:sdt>
     <w:p>
@@ -2166,7 +2098,6 @@
           <w:bCs/>
         </w:rPr>
       </w:pPr>
-      <w:proofErr w:type="gramStart"/>
       <w:r>
         <w:rPr>
           <w:rFonts w:ascii="Liberation Sans" w:eastAsia="Liberation Sans" w:hAnsi="Liberation Sans" w:cs="Liberation Sans"/>
@@ -2175,7 +2106,6 @@
         </w:rPr>
         <w:t>Herramientas a utilizar</w:t>
       </w:r>
-      <w:proofErr w:type="gramEnd"/>
       <w:r>
         <w:rPr>
           <w:rFonts w:ascii="Liberation Sans" w:eastAsia="Liberation Sans" w:hAnsi="Liberation Sans" w:cs="Liberation Sans"/>
@@ -2769,7 +2699,6 @@
           <w:b/>
           <w:bCs/>
         </w:rPr>
-        <w:lastRenderedPageBreak/>
         <w:t xml:space="preserve">Visualización de datos </w:t>
       </w:r>
       <w:sdt>
@@ -2864,6 +2793,7 @@
           <w:b/>
           <w:bCs/>
         </w:rPr>
+        <w:lastRenderedPageBreak/>
         <w:t>Análisis geoespacial</w:t>
       </w:r>
       <w:r>
@@ -3455,7 +3385,6 @@
           <w:sz w:val="20"/>
           <w:szCs w:val="20"/>
         </w:rPr>
-        <w:lastRenderedPageBreak/>
         <w:t xml:space="preserve">Sección </w:t>
       </w:r>
       <w:r>
@@ -9639,6 +9568,7 @@
     <w:rsid w:val="005805C8"/>
     <w:rsid w:val="005A0D10"/>
     <w:rsid w:val="006F38E9"/>
+    <w:rsid w:val="00783892"/>
     <w:rsid w:val="008A3700"/>
     <w:rsid w:val="008B30CA"/>
     <w:rsid w:val="00935E08"/>
@@ -9652,6 +9582,7 @@
     <w:rsid w:val="00D34491"/>
     <w:rsid w:val="00E7383C"/>
     <w:rsid w:val="00F05331"/>
+    <w:rsid w:val="00F30744"/>
   </w:rsids>
   <m:mathPr>
     <m:mathFont m:val="Cambria Math"/>
@@ -11355,19 +11286,19 @@
 </file>
 
 <file path=customXml/item1.xml><?xml version="1.0" encoding="utf-8"?>
-<p:properties xmlns:p="http://schemas.microsoft.com/office/2006/metadata/properties" xmlns:xsi="http://www.w3.org/2001/XMLSchema-instance" xmlns:pc="http://schemas.microsoft.com/office/infopath/2007/PartnerControls">
-  <documentManagement>
-    <_ip_UnifiedCompliancePolicyUIAction xmlns="http://schemas.microsoft.com/sharepoint/v3" xsi:nil="true"/>
-    <TaxCatchAll xmlns="7755e09e-18d1-493a-950e-5a615bcdbc52" xsi:nil="true"/>
-    <_ip_UnifiedCompliancePolicyProperties xmlns="http://schemas.microsoft.com/sharepoint/v3" xsi:nil="true"/>
-    <lcf76f155ced4ddcb4097134ff3c332f xmlns="9c3aca8e-802d-4afe-8de2-403351c573ee">
-      <Terms xmlns="http://schemas.microsoft.com/office/infopath/2007/PartnerControls"/>
-    </lcf76f155ced4ddcb4097134ff3c332f>
-  </documentManagement>
-</p:properties>
+<b:Sources xmlns:b="http://schemas.openxmlformats.org/officeDocument/2006/bibliography" xmlns="http://schemas.openxmlformats.org/officeDocument/2006/bibliography" SelectedStyle="\APASixthEditionOfficeOnline.xsl" StyleName="APA" Version="6"/>
 </file>
 
 <file path=customXml/item2.xml><?xml version="1.0" encoding="utf-8"?>
+<?mso-contentType ?>
+<FormTemplates xmlns="http://schemas.microsoft.com/sharepoint/v3/contenttype/forms">
+  <Display>DocumentLibraryForm</Display>
+  <Edit>DocumentLibraryForm</Edit>
+  <New>DocumentLibraryForm</New>
+</FormTemplates>
+</file>
+
+<file path=customXml/item3.xml><?xml version="1.0" encoding="utf-8"?>
 <ct:contentTypeSchema xmlns:ct="http://schemas.microsoft.com/office/2006/metadata/contentType" xmlns:ma="http://schemas.microsoft.com/office/2006/metadata/properties/metaAttributes" ct:_="" ma:_="" ma:contentTypeName="Documento" ma:contentTypeID="0x010100E35D5CFF27142147BAF1F3476208DFD8" ma:contentTypeVersion="21" ma:contentTypeDescription="Crear nuevo documento." ma:contentTypeScope="" ma:versionID="bf36b99a6e9cb6c4c04e69905c56a055">
   <xsd:schema xmlns:xsd="http://www.w3.org/2001/XMLSchema" xmlns:xs="http://www.w3.org/2001/XMLSchema" xmlns:p="http://schemas.microsoft.com/office/2006/metadata/properties" xmlns:ns1="http://schemas.microsoft.com/sharepoint/v3" xmlns:ns2="9c3aca8e-802d-4afe-8de2-403351c573ee" xmlns:ns3="7755e09e-18d1-493a-950e-5a615bcdbc52" targetNamespace="http://schemas.microsoft.com/office/2006/metadata/properties" ma:root="true" ma:fieldsID="0aadd8d177eb5bb2c3d9d64c2b0f37ab" ns1:_="" ns2:_="" ns3:_="">
     <xsd:import namespace="http://schemas.microsoft.com/sharepoint/v3"/>
@@ -11645,32 +11576,36 @@
 </ct:contentTypeSchema>
 </file>
 
-<file path=customXml/item3.xml><?xml version="1.0" encoding="utf-8"?>
-<?mso-contentType ?>
-<FormTemplates xmlns="http://schemas.microsoft.com/sharepoint/v3/contenttype/forms">
-  <Display>DocumentLibraryForm</Display>
-  <Edit>DocumentLibraryForm</Edit>
-  <New>DocumentLibraryForm</New>
-</FormTemplates>
-</file>
-
 <file path=customXml/item4.xml><?xml version="1.0" encoding="utf-8"?>
-<b:Sources xmlns:b="http://schemas.openxmlformats.org/officeDocument/2006/bibliography" xmlns="http://schemas.openxmlformats.org/officeDocument/2006/bibliography" SelectedStyle="\APASixthEditionOfficeOnline.xsl" StyleName="APA" Version="6"/>
+<p:properties xmlns:p="http://schemas.microsoft.com/office/2006/metadata/properties" xmlns:xsi="http://www.w3.org/2001/XMLSchema-instance" xmlns:pc="http://schemas.microsoft.com/office/infopath/2007/PartnerControls">
+  <documentManagement>
+    <_ip_UnifiedCompliancePolicyUIAction xmlns="http://schemas.microsoft.com/sharepoint/v3" xsi:nil="true"/>
+    <TaxCatchAll xmlns="7755e09e-18d1-493a-950e-5a615bcdbc52" xsi:nil="true"/>
+    <_ip_UnifiedCompliancePolicyProperties xmlns="http://schemas.microsoft.com/sharepoint/v3" xsi:nil="true"/>
+    <lcf76f155ced4ddcb4097134ff3c332f xmlns="9c3aca8e-802d-4afe-8de2-403351c573ee">
+      <Terms xmlns="http://schemas.microsoft.com/office/infopath/2007/PartnerControls"/>
+    </lcf76f155ced4ddcb4097134ff3c332f>
+  </documentManagement>
+</p:properties>
 </file>
 
 <file path=customXml/itemProps1.xml><?xml version="1.0" encoding="utf-8"?>
-<ds:datastoreItem xmlns:ds="http://schemas.openxmlformats.org/officeDocument/2006/customXml" ds:itemID="{AF9B5B2A-8912-4DAC-8206-0DA01C3E19AE}">
+<ds:datastoreItem xmlns:ds="http://schemas.openxmlformats.org/officeDocument/2006/customXml" ds:itemID="{1C7E8C72-8D6F-40D6-BD69-93E029065D11}">
   <ds:schemaRefs>
-    <ds:schemaRef ds:uri="http://schemas.microsoft.com/office/2006/metadata/properties"/>
-    <ds:schemaRef ds:uri="http://schemas.microsoft.com/office/infopath/2007/PartnerControls"/>
-    <ds:schemaRef ds:uri="http://schemas.microsoft.com/sharepoint/v3"/>
-    <ds:schemaRef ds:uri="7755e09e-18d1-493a-950e-5a615bcdbc52"/>
-    <ds:schemaRef ds:uri="9c3aca8e-802d-4afe-8de2-403351c573ee"/>
+    <ds:schemaRef ds:uri="http://schemas.openxmlformats.org/officeDocument/2006/bibliography"/>
   </ds:schemaRefs>
 </ds:datastoreItem>
 </file>
 
 <file path=customXml/itemProps2.xml><?xml version="1.0" encoding="utf-8"?>
+<ds:datastoreItem xmlns:ds="http://schemas.openxmlformats.org/officeDocument/2006/customXml" ds:itemID="{9B6DFC92-80A5-46F4-B508-CDB322A80F3D}">
+  <ds:schemaRefs>
+    <ds:schemaRef ds:uri="http://schemas.microsoft.com/sharepoint/v3/contenttype/forms"/>
+  </ds:schemaRefs>
+</ds:datastoreItem>
+</file>
+
+<file path=customXml/itemProps3.xml><?xml version="1.0" encoding="utf-8"?>
 <ds:datastoreItem xmlns:ds="http://schemas.openxmlformats.org/officeDocument/2006/customXml" ds:itemID="{F8843571-F4F1-4580-ABF9-E707A58658F7}">
   <ds:schemaRefs>
     <ds:schemaRef ds:uri="http://schemas.microsoft.com/office/2006/metadata/contentType"/>
@@ -11690,18 +11625,14 @@
 </ds:datastoreItem>
 </file>
 
-<file path=customXml/itemProps3.xml><?xml version="1.0" encoding="utf-8"?>
-<ds:datastoreItem xmlns:ds="http://schemas.openxmlformats.org/officeDocument/2006/customXml" ds:itemID="{9B6DFC92-80A5-46F4-B508-CDB322A80F3D}">
+<file path=customXml/itemProps4.xml><?xml version="1.0" encoding="utf-8"?>
+<ds:datastoreItem xmlns:ds="http://schemas.openxmlformats.org/officeDocument/2006/customXml" ds:itemID="{AF9B5B2A-8912-4DAC-8206-0DA01C3E19AE}">
   <ds:schemaRefs>
-    <ds:schemaRef ds:uri="http://schemas.microsoft.com/sharepoint/v3/contenttype/forms"/>
-  </ds:schemaRefs>
-</ds:datastoreItem>
-</file>
-
-<file path=customXml/itemProps4.xml><?xml version="1.0" encoding="utf-8"?>
-<ds:datastoreItem xmlns:ds="http://schemas.openxmlformats.org/officeDocument/2006/customXml" ds:itemID="{1C7E8C72-8D6F-40D6-BD69-93E029065D11}">
-  <ds:schemaRefs>
-    <ds:schemaRef ds:uri="http://schemas.openxmlformats.org/officeDocument/2006/bibliography"/>
+    <ds:schemaRef ds:uri="http://schemas.microsoft.com/office/2006/metadata/properties"/>
+    <ds:schemaRef ds:uri="http://schemas.microsoft.com/office/infopath/2007/PartnerControls"/>
+    <ds:schemaRef ds:uri="http://schemas.microsoft.com/sharepoint/v3"/>
+    <ds:schemaRef ds:uri="7755e09e-18d1-493a-950e-5a615bcdbc52"/>
+    <ds:schemaRef ds:uri="9c3aca8e-802d-4afe-8de2-403351c573ee"/>
   </ds:schemaRefs>
 </ds:datastoreItem>
 </file>

--- a/7. FORMULARIO_CARACTERIZACIÓN_FORMULACIÓN_PROBLEMAS.docx
+++ b/7. FORMULARIO_CARACTERIZACIÓN_FORMULACIÓN_PROBLEMAS.docx
@@ -318,7 +318,25 @@
               <w:b/>
               <w:bCs/>
             </w:rPr>
-            <w:t>Javier Rubio – Experto Temático -  Servidor Público Atenea</w:t>
+            <w:t xml:space="preserve">Javier Rubio – Experto Temático </w:t>
+          </w:r>
+          <w:proofErr w:type="gramStart"/>
+          <w:r>
+            <w:rPr>
+              <w:rFonts w:ascii="Liberation Sans" w:eastAsia="Liberation Sans" w:hAnsi="Liberation Sans" w:cs="Liberation Sans"/>
+              <w:b/>
+              <w:bCs/>
+            </w:rPr>
+            <w:t>-  Servidor</w:t>
+          </w:r>
+          <w:proofErr w:type="gramEnd"/>
+          <w:r>
+            <w:rPr>
+              <w:rFonts w:ascii="Liberation Sans" w:eastAsia="Liberation Sans" w:hAnsi="Liberation Sans" w:cs="Liberation Sans"/>
+              <w:b/>
+              <w:bCs/>
+            </w:rPr>
+            <w:t xml:space="preserve"> Público Atenea</w:t>
           </w:r>
           <w:r>
             <w:rPr>
@@ -530,6 +548,7 @@
           <w:bCs/>
         </w:rPr>
       </w:pPr>
+      <w:proofErr w:type="gramStart"/>
       <w:r>
         <w:rPr>
           <w:rFonts w:ascii="Liberation Sans" w:eastAsia="Liberation Sans" w:hAnsi="Liberation Sans" w:cs="Liberation Sans"/>
@@ -538,6 +557,7 @@
         </w:rPr>
         <w:t>Problema público a abordar</w:t>
       </w:r>
+      <w:proofErr w:type="gramEnd"/>
       <w:r>
         <w:rPr>
           <w:rFonts w:ascii="Liberation Sans" w:eastAsia="Liberation Sans" w:hAnsi="Liberation Sans" w:cs="Liberation Sans"/>
@@ -903,7 +923,103 @@
               <w:b/>
               <w:bCs/>
             </w:rPr>
-            <w:t xml:space="preserve">¿En qué medida la accesibilidad territorial a la institución de educación superior —medida a través de la distancia entre el domicilio del estudiante y la IES, y del acceso al sistema de transporte público (SITP/TransMilenio)— se asocia con las diferencias en </w:t>
+            <w:t xml:space="preserve">¿En qué medida la accesibilidad territorial </w:t>
+          </w:r>
+          <w:r>
+            <w:rPr>
+              <w:rFonts w:ascii="Liberation Sans" w:eastAsia="Liberation Sans" w:hAnsi="Liberation Sans" w:cs="Liberation Sans"/>
+              <w:b/>
+              <w:bCs/>
+            </w:rPr>
+            <w:t xml:space="preserve">de los estudiantes </w:t>
+          </w:r>
+          <w:r>
+            <w:rPr>
+              <w:rFonts w:ascii="Liberation Sans" w:eastAsia="Liberation Sans" w:hAnsi="Liberation Sans" w:cs="Liberation Sans"/>
+              <w:b/>
+              <w:bCs/>
+            </w:rPr>
+            <w:t>a la</w:t>
+          </w:r>
+          <w:r>
+            <w:rPr>
+              <w:rFonts w:ascii="Liberation Sans" w:eastAsia="Liberation Sans" w:hAnsi="Liberation Sans" w:cs="Liberation Sans"/>
+              <w:b/>
+              <w:bCs/>
+            </w:rPr>
+            <w:t>s</w:t>
+          </w:r>
+          <w:r>
+            <w:rPr>
+              <w:rFonts w:ascii="Liberation Sans" w:eastAsia="Liberation Sans" w:hAnsi="Liberation Sans" w:cs="Liberation Sans"/>
+              <w:b/>
+              <w:bCs/>
+            </w:rPr>
+            <w:t xml:space="preserve"> instituci</w:t>
+          </w:r>
+          <w:r>
+            <w:rPr>
+              <w:rFonts w:ascii="Liberation Sans" w:eastAsia="Liberation Sans" w:hAnsi="Liberation Sans" w:cs="Liberation Sans"/>
+              <w:b/>
+              <w:bCs/>
+            </w:rPr>
+            <w:t xml:space="preserve">ones </w:t>
+          </w:r>
+          <w:r>
+            <w:rPr>
+              <w:rFonts w:ascii="Liberation Sans" w:eastAsia="Liberation Sans" w:hAnsi="Liberation Sans" w:cs="Liberation Sans"/>
+              <w:b/>
+              <w:bCs/>
+            </w:rPr>
+            <w:t>de educación superior —medida a través de</w:t>
+          </w:r>
+          <w:r>
+            <w:rPr>
+              <w:rFonts w:ascii="Liberation Sans" w:eastAsia="Liberation Sans" w:hAnsi="Liberation Sans" w:cs="Liberation Sans"/>
+              <w:b/>
+              <w:bCs/>
+            </w:rPr>
+            <w:t>l</w:t>
+          </w:r>
+          <w:r>
+            <w:rPr>
+              <w:rFonts w:ascii="Liberation Sans" w:eastAsia="Liberation Sans" w:hAnsi="Liberation Sans" w:cs="Liberation Sans"/>
+              <w:b/>
+              <w:bCs/>
+            </w:rPr>
+            <w:t xml:space="preserve"> </w:t>
+          </w:r>
+          <w:r>
+            <w:rPr>
+              <w:rFonts w:ascii="Liberation Sans" w:eastAsia="Liberation Sans" w:hAnsi="Liberation Sans" w:cs="Liberation Sans"/>
+              <w:b/>
+              <w:bCs/>
+            </w:rPr>
+            <w:t xml:space="preserve">recorrido </w:t>
+          </w:r>
+          <w:r>
+            <w:rPr>
+              <w:rFonts w:ascii="Liberation Sans" w:eastAsia="Liberation Sans" w:hAnsi="Liberation Sans" w:cs="Liberation Sans"/>
+              <w:b/>
+              <w:bCs/>
+            </w:rPr>
+            <w:t xml:space="preserve">entre el domicilio del estudiante y la IES, </w:t>
+          </w:r>
+          <w:r>
+            <w:rPr>
+              <w:rFonts w:ascii="Liberation Sans" w:eastAsia="Liberation Sans" w:hAnsi="Liberation Sans" w:cs="Liberation Sans"/>
+              <w:b/>
+              <w:bCs/>
+            </w:rPr>
+            <w:t xml:space="preserve">vía el </w:t>
+          </w:r>
+          <w:r>
+            <w:rPr>
+              <w:rFonts w:ascii="Liberation Sans" w:eastAsia="Liberation Sans" w:hAnsi="Liberation Sans" w:cs="Liberation Sans"/>
+              <w:b/>
+              <w:bCs/>
+            </w:rPr>
+            <w:t xml:space="preserve">sistema de transporte público— se asocia con las diferencias en </w:t>
           </w:r>
           <w:r>
             <w:rPr>
@@ -919,7 +1035,23 @@
               <w:b/>
               <w:bCs/>
             </w:rPr>
-            <w:t>académico de los becarios?</w:t>
+            <w:t>académic</w:t>
+          </w:r>
+          <w:r>
+            <w:rPr>
+              <w:rFonts w:ascii="Liberation Sans" w:eastAsia="Liberation Sans" w:hAnsi="Liberation Sans" w:cs="Liberation Sans"/>
+              <w:b/>
+              <w:bCs/>
+            </w:rPr>
+            <w:t>a</w:t>
+          </w:r>
+          <w:r>
+            <w:rPr>
+              <w:rFonts w:ascii="Liberation Sans" w:eastAsia="Liberation Sans" w:hAnsi="Liberation Sans" w:cs="Liberation Sans"/>
+              <w:b/>
+              <w:bCs/>
+            </w:rPr>
+            <w:t>?</w:t>
           </w:r>
         </w:sdtContent>
       </w:sdt>
@@ -1072,8 +1204,18 @@
               <w:bCs/>
             </w:rPr>
             <w:br/>
-            <w:t>2. Paraderos Zonales del SITP – Portal Datos Abierto Bogotá – Transmilenio S.A</w:t>
-          </w:r>
+            <w:t xml:space="preserve">2. Paraderos Zonales del SITP – Portal Datos Abierto Bogotá – Transmilenio </w:t>
+          </w:r>
+          <w:proofErr w:type="gramStart"/>
+          <w:r>
+            <w:rPr>
+              <w:rFonts w:ascii="Liberation Sans" w:eastAsia="Liberation Sans" w:hAnsi="Liberation Sans" w:cs="Liberation Sans"/>
+              <w:b/>
+              <w:bCs/>
+            </w:rPr>
+            <w:t>S.A</w:t>
+          </w:r>
+          <w:proofErr w:type="gramEnd"/>
           <w:r>
             <w:rPr>
               <w:rFonts w:ascii="Liberation Sans" w:eastAsia="Liberation Sans" w:hAnsi="Liberation Sans" w:cs="Liberation Sans"/>
@@ -1122,8 +1264,18 @@
               <w:b/>
               <w:bCs/>
             </w:rPr>
-            <w:t xml:space="preserve"> – Transmilenio S.A</w:t>
-          </w:r>
+            <w:t xml:space="preserve"> – Transmilenio </w:t>
+          </w:r>
+          <w:proofErr w:type="gramStart"/>
+          <w:r>
+            <w:rPr>
+              <w:rFonts w:ascii="Liberation Sans" w:eastAsia="Liberation Sans" w:hAnsi="Liberation Sans" w:cs="Liberation Sans"/>
+              <w:b/>
+              <w:bCs/>
+            </w:rPr>
+            <w:t>S.A</w:t>
+          </w:r>
+          <w:proofErr w:type="gramEnd"/>
           <w:r>
             <w:rPr>
               <w:rFonts w:ascii="Liberation Sans" w:eastAsia="Liberation Sans" w:hAnsi="Liberation Sans" w:cs="Liberation Sans"/>
@@ -1258,13 +1410,27 @@
             <w:rPr>
               <w:lang w:val="en-US"/>
             </w:rPr>
-            <w:t xml:space="preserve"> IES </w:t>
-          </w:r>
+            <w:t xml:space="preserve"> </w:t>
+          </w:r>
+          <w:proofErr w:type="gramStart"/>
           <w:r>
             <w:rPr>
               <w:lang w:val="en-US"/>
             </w:rPr>
-            <w:t xml:space="preserve">: </w:t>
+            <w:t xml:space="preserve">IES </w:t>
+          </w:r>
+          <w:r>
+            <w:rPr>
+              <w:lang w:val="en-US"/>
+            </w:rPr>
+            <w:t>:</w:t>
+          </w:r>
+          <w:proofErr w:type="gramEnd"/>
+          <w:r>
+            <w:rPr>
+              <w:lang w:val="en-US"/>
+            </w:rPr>
+            <w:t xml:space="preserve"> </w:t>
           </w:r>
           <w:r>
             <w:rPr>
@@ -2098,6 +2264,7 @@
           <w:bCs/>
         </w:rPr>
       </w:pPr>
+      <w:proofErr w:type="gramStart"/>
       <w:r>
         <w:rPr>
           <w:rFonts w:ascii="Liberation Sans" w:eastAsia="Liberation Sans" w:hAnsi="Liberation Sans" w:cs="Liberation Sans"/>
@@ -2106,6 +2273,7 @@
         </w:rPr>
         <w:t>Herramientas a utilizar</w:t>
       </w:r>
+      <w:proofErr w:type="gramEnd"/>
       <w:r>
         <w:rPr>
           <w:rFonts w:ascii="Liberation Sans" w:eastAsia="Liberation Sans" w:hAnsi="Liberation Sans" w:cs="Liberation Sans"/>
@@ -9569,8 +9737,10 @@
     <w:rsid w:val="005A0D10"/>
     <w:rsid w:val="006F38E9"/>
     <w:rsid w:val="00783892"/>
+    <w:rsid w:val="008538A4"/>
     <w:rsid w:val="008A3700"/>
     <w:rsid w:val="008B30CA"/>
+    <w:rsid w:val="00912CB2"/>
     <w:rsid w:val="00935E08"/>
     <w:rsid w:val="00937A5F"/>
     <w:rsid w:val="009C604B"/>
@@ -11286,19 +11456,19 @@
 </file>
 
 <file path=customXml/item1.xml><?xml version="1.0" encoding="utf-8"?>
-<b:Sources xmlns:b="http://schemas.openxmlformats.org/officeDocument/2006/bibliography" xmlns="http://schemas.openxmlformats.org/officeDocument/2006/bibliography" SelectedStyle="\APASixthEditionOfficeOnline.xsl" StyleName="APA" Version="6"/>
+<p:properties xmlns:p="http://schemas.microsoft.com/office/2006/metadata/properties" xmlns:xsi="http://www.w3.org/2001/XMLSchema-instance" xmlns:pc="http://schemas.microsoft.com/office/infopath/2007/PartnerControls">
+  <documentManagement>
+    <_ip_UnifiedCompliancePolicyUIAction xmlns="http://schemas.microsoft.com/sharepoint/v3" xsi:nil="true"/>
+    <TaxCatchAll xmlns="7755e09e-18d1-493a-950e-5a615bcdbc52" xsi:nil="true"/>
+    <_ip_UnifiedCompliancePolicyProperties xmlns="http://schemas.microsoft.com/sharepoint/v3" xsi:nil="true"/>
+    <lcf76f155ced4ddcb4097134ff3c332f xmlns="9c3aca8e-802d-4afe-8de2-403351c573ee">
+      <Terms xmlns="http://schemas.microsoft.com/office/infopath/2007/PartnerControls"/>
+    </lcf76f155ced4ddcb4097134ff3c332f>
+  </documentManagement>
+</p:properties>
 </file>
 
 <file path=customXml/item2.xml><?xml version="1.0" encoding="utf-8"?>
-<?mso-contentType ?>
-<FormTemplates xmlns="http://schemas.microsoft.com/sharepoint/v3/contenttype/forms">
-  <Display>DocumentLibraryForm</Display>
-  <Edit>DocumentLibraryForm</Edit>
-  <New>DocumentLibraryForm</New>
-</FormTemplates>
-</file>
-
-<file path=customXml/item3.xml><?xml version="1.0" encoding="utf-8"?>
 <ct:contentTypeSchema xmlns:ct="http://schemas.microsoft.com/office/2006/metadata/contentType" xmlns:ma="http://schemas.microsoft.com/office/2006/metadata/properties/metaAttributes" ct:_="" ma:_="" ma:contentTypeName="Documento" ma:contentTypeID="0x010100E35D5CFF27142147BAF1F3476208DFD8" ma:contentTypeVersion="21" ma:contentTypeDescription="Crear nuevo documento." ma:contentTypeScope="" ma:versionID="bf36b99a6e9cb6c4c04e69905c56a055">
   <xsd:schema xmlns:xsd="http://www.w3.org/2001/XMLSchema" xmlns:xs="http://www.w3.org/2001/XMLSchema" xmlns:p="http://schemas.microsoft.com/office/2006/metadata/properties" xmlns:ns1="http://schemas.microsoft.com/sharepoint/v3" xmlns:ns2="9c3aca8e-802d-4afe-8de2-403351c573ee" xmlns:ns3="7755e09e-18d1-493a-950e-5a615bcdbc52" targetNamespace="http://schemas.microsoft.com/office/2006/metadata/properties" ma:root="true" ma:fieldsID="0aadd8d177eb5bb2c3d9d64c2b0f37ab" ns1:_="" ns2:_="" ns3:_="">
     <xsd:import namespace="http://schemas.microsoft.com/sharepoint/v3"/>
@@ -11576,36 +11746,32 @@
 </ct:contentTypeSchema>
 </file>
 
+<file path=customXml/item3.xml><?xml version="1.0" encoding="utf-8"?>
+<?mso-contentType ?>
+<FormTemplates xmlns="http://schemas.microsoft.com/sharepoint/v3/contenttype/forms">
+  <Display>DocumentLibraryForm</Display>
+  <Edit>DocumentLibraryForm</Edit>
+  <New>DocumentLibraryForm</New>
+</FormTemplates>
+</file>
+
 <file path=customXml/item4.xml><?xml version="1.0" encoding="utf-8"?>
-<p:properties xmlns:p="http://schemas.microsoft.com/office/2006/metadata/properties" xmlns:xsi="http://www.w3.org/2001/XMLSchema-instance" xmlns:pc="http://schemas.microsoft.com/office/infopath/2007/PartnerControls">
-  <documentManagement>
-    <_ip_UnifiedCompliancePolicyUIAction xmlns="http://schemas.microsoft.com/sharepoint/v3" xsi:nil="true"/>
-    <TaxCatchAll xmlns="7755e09e-18d1-493a-950e-5a615bcdbc52" xsi:nil="true"/>
-    <_ip_UnifiedCompliancePolicyProperties xmlns="http://schemas.microsoft.com/sharepoint/v3" xsi:nil="true"/>
-    <lcf76f155ced4ddcb4097134ff3c332f xmlns="9c3aca8e-802d-4afe-8de2-403351c573ee">
-      <Terms xmlns="http://schemas.microsoft.com/office/infopath/2007/PartnerControls"/>
-    </lcf76f155ced4ddcb4097134ff3c332f>
-  </documentManagement>
-</p:properties>
+<b:Sources xmlns:b="http://schemas.openxmlformats.org/officeDocument/2006/bibliography" xmlns="http://schemas.openxmlformats.org/officeDocument/2006/bibliography" SelectedStyle="\APASixthEditionOfficeOnline.xsl" StyleName="APA" Version="6"/>
 </file>
 
 <file path=customXml/itemProps1.xml><?xml version="1.0" encoding="utf-8"?>
-<ds:datastoreItem xmlns:ds="http://schemas.openxmlformats.org/officeDocument/2006/customXml" ds:itemID="{1C7E8C72-8D6F-40D6-BD69-93E029065D11}">
+<ds:datastoreItem xmlns:ds="http://schemas.openxmlformats.org/officeDocument/2006/customXml" ds:itemID="{AF9B5B2A-8912-4DAC-8206-0DA01C3E19AE}">
   <ds:schemaRefs>
-    <ds:schemaRef ds:uri="http://schemas.openxmlformats.org/officeDocument/2006/bibliography"/>
+    <ds:schemaRef ds:uri="http://schemas.microsoft.com/office/2006/metadata/properties"/>
+    <ds:schemaRef ds:uri="http://schemas.microsoft.com/office/infopath/2007/PartnerControls"/>
+    <ds:schemaRef ds:uri="http://schemas.microsoft.com/sharepoint/v3"/>
+    <ds:schemaRef ds:uri="7755e09e-18d1-493a-950e-5a615bcdbc52"/>
+    <ds:schemaRef ds:uri="9c3aca8e-802d-4afe-8de2-403351c573ee"/>
   </ds:schemaRefs>
 </ds:datastoreItem>
 </file>
 
 <file path=customXml/itemProps2.xml><?xml version="1.0" encoding="utf-8"?>
-<ds:datastoreItem xmlns:ds="http://schemas.openxmlformats.org/officeDocument/2006/customXml" ds:itemID="{9B6DFC92-80A5-46F4-B508-CDB322A80F3D}">
-  <ds:schemaRefs>
-    <ds:schemaRef ds:uri="http://schemas.microsoft.com/sharepoint/v3/contenttype/forms"/>
-  </ds:schemaRefs>
-</ds:datastoreItem>
-</file>
-
-<file path=customXml/itemProps3.xml><?xml version="1.0" encoding="utf-8"?>
 <ds:datastoreItem xmlns:ds="http://schemas.openxmlformats.org/officeDocument/2006/customXml" ds:itemID="{F8843571-F4F1-4580-ABF9-E707A58658F7}">
   <ds:schemaRefs>
     <ds:schemaRef ds:uri="http://schemas.microsoft.com/office/2006/metadata/contentType"/>
@@ -11625,14 +11791,18 @@
 </ds:datastoreItem>
 </file>
 
+<file path=customXml/itemProps3.xml><?xml version="1.0" encoding="utf-8"?>
+<ds:datastoreItem xmlns:ds="http://schemas.openxmlformats.org/officeDocument/2006/customXml" ds:itemID="{9B6DFC92-80A5-46F4-B508-CDB322A80F3D}">
+  <ds:schemaRefs>
+    <ds:schemaRef ds:uri="http://schemas.microsoft.com/sharepoint/v3/contenttype/forms"/>
+  </ds:schemaRefs>
+</ds:datastoreItem>
+</file>
+
 <file path=customXml/itemProps4.xml><?xml version="1.0" encoding="utf-8"?>
-<ds:datastoreItem xmlns:ds="http://schemas.openxmlformats.org/officeDocument/2006/customXml" ds:itemID="{AF9B5B2A-8912-4DAC-8206-0DA01C3E19AE}">
+<ds:datastoreItem xmlns:ds="http://schemas.openxmlformats.org/officeDocument/2006/customXml" ds:itemID="{1C7E8C72-8D6F-40D6-BD69-93E029065D11}">
   <ds:schemaRefs>
-    <ds:schemaRef ds:uri="http://schemas.microsoft.com/office/2006/metadata/properties"/>
-    <ds:schemaRef ds:uri="http://schemas.microsoft.com/office/infopath/2007/PartnerControls"/>
-    <ds:schemaRef ds:uri="http://schemas.microsoft.com/sharepoint/v3"/>
-    <ds:schemaRef ds:uri="7755e09e-18d1-493a-950e-5a615bcdbc52"/>
-    <ds:schemaRef ds:uri="9c3aca8e-802d-4afe-8de2-403351c573ee"/>
+    <ds:schemaRef ds:uri="http://schemas.openxmlformats.org/officeDocument/2006/bibliography"/>
   </ds:schemaRefs>
 </ds:datastoreItem>
 </file>
